--- a/prompt/prompt-final-pour-claudecode.docx
+++ b/prompt/prompt-final-pour-claudecode.docx
@@ -289,6 +289,23 @@
     </w:p>
     <w:p>
       <w:r>
+        <w:t>-Adresse :</w:t>
+      </w:r>
+      <w:r>
+        <w:rPr>
+          <w:rFonts w:ascii="Arial" w:hAnsi="Arial" w:cs="Arial"/>
+          <w:color w:val="333333"/>
+          <w:bdr w:val="none" w:sz="0" w:space="0" w:color="auto" w:frame="1"/>
+          <w:shd w:val="clear" w:color="auto" w:fill="FFFFFF"/>
+        </w:rPr>
+        <w:t xml:space="preserve"> </w:t>
+      </w:r>
+      <w:r>
+        <w:t>328C, rue Saint-Paul, Repentigny, QC J5Z 4H9</w:t>
+      </w:r>
+    </w:p>
+    <w:p>
+      <w:r>
         <w:t>- Localisation : Québec, Canada (service toute la province)</w:t>
       </w:r>
     </w:p>
@@ -320,6 +337,7 @@
     </w:p>
     <w:p>
       <w:r>
+        <w:lastRenderedPageBreak/>
         <w:t>- Logo : assets/</w:t>
       </w:r>
       <w:proofErr w:type="spellStart"/>
@@ -420,22 +438,54 @@
       </w:r>
     </w:p>
     <w:p>
-      <w:r>
+      <w:pPr>
+        <w:rPr>
+          <w:lang w:val="en-US"/>
+        </w:rPr>
+      </w:pPr>
+      <w:r>
+        <w:rPr>
+          <w:lang w:val="en-US"/>
+        </w:rPr>
         <w:t>- marque-hathorn-80x112.png</w:t>
       </w:r>
     </w:p>
     <w:p>
-      <w:r>
+      <w:pPr>
+        <w:rPr>
+          <w:lang w:val="en-US"/>
+        </w:rPr>
+      </w:pPr>
+      <w:r>
+        <w:rPr>
+          <w:lang w:val="en-US"/>
+        </w:rPr>
         <w:t>- marque-ridgid-80x112.png</w:t>
       </w:r>
     </w:p>
     <w:p>
-      <w:r>
+      <w:pPr>
+        <w:rPr>
+          <w:lang w:val="en-US"/>
+        </w:rPr>
+      </w:pPr>
+      <w:r>
+        <w:rPr>
+          <w:lang w:val="en-US"/>
+        </w:rPr>
         <w:t>- marque-rathech-80x112.png</w:t>
       </w:r>
     </w:p>
     <w:p>
-      <w:r>
+      <w:pPr>
+        <w:rPr>
+          <w:lang w:val="en-US"/>
+        </w:rPr>
+      </w:pPr>
+      <w:r>
+        <w:rPr>
+          <w:lang w:val="en-US"/>
+        </w:rPr>
         <w:t>- marque-general-pipes-cleaner-80x112.png</w:t>
       </w:r>
     </w:p>
@@ -493,64 +543,722 @@
     </w:p>
     <w:p>
       <w:r>
+        <w:lastRenderedPageBreak/>
         <w:t>- Couleur principale : #0F766E</w:t>
       </w:r>
     </w:p>
     <w:p>
       <w:r>
+        <w:t>- Couleur secondaire : #1E293B</w:t>
+      </w:r>
+    </w:p>
+    <w:p>
+      <w:r>
+        <w:t>- CTA urgent : #F59E0B</w:t>
+      </w:r>
+    </w:p>
+    <w:p>
+      <w:r>
+        <w:t>- CTA téléphone : #DC2626</w:t>
+      </w:r>
+    </w:p>
+    <w:p>
+      <w:r>
+        <w:t>- Police : Inter via Google Fonts</w:t>
+      </w:r>
+    </w:p>
+    <w:p>
+      <w:r>
+        <w:t>- Style : industriel, professionnel, haut de gamme</w:t>
+      </w:r>
+    </w:p>
+    <w:p>
+      <w:r>
+        <w:t xml:space="preserve">- Header : logo centré + menu </w:t>
+      </w:r>
+      <w:proofErr w:type="spellStart"/>
+      <w:r>
+        <w:t>sticky</w:t>
+      </w:r>
+      <w:proofErr w:type="spellEnd"/>
+      <w:r>
+        <w:t xml:space="preserve"> en dessous</w:t>
+      </w:r>
+    </w:p>
+    <w:p>
+      <w:r>
+        <w:t>- 100% responsive mobile avec menu hamburger</w:t>
+      </w:r>
+    </w:p>
+    <w:p/>
+    <w:p>
+      <w:r>
+        <w:t>## FONCTIONNALITÉS GLOBALES (main.js)</w:t>
+      </w:r>
+    </w:p>
+    <w:p>
+      <w:r>
+        <w:t>1. Bouton téléphone flottant toujours visible sur mobile → tel:4505817009</w:t>
+      </w:r>
+    </w:p>
+    <w:p>
+      <w:pPr>
+        <w:rPr>
+          <w:lang w:val="en-US"/>
+        </w:rPr>
+      </w:pPr>
+      <w:r>
+        <w:rPr>
+          <w:lang w:val="en-US"/>
+        </w:rPr>
+        <w:t>2. Menu hamburger responsive</w:t>
+      </w:r>
+    </w:p>
+    <w:p>
+      <w:pPr>
+        <w:rPr>
+          <w:lang w:val="en-US"/>
+        </w:rPr>
+      </w:pPr>
+      <w:r>
+        <w:rPr>
+          <w:lang w:val="en-US"/>
+        </w:rPr>
+        <w:t>3. Smooth scroll</w:t>
+      </w:r>
+    </w:p>
+    <w:p>
+      <w:pPr>
+        <w:rPr>
+          <w:lang w:val="en-US"/>
+        </w:rPr>
+      </w:pPr>
+      <w:r>
+        <w:rPr>
+          <w:lang w:val="en-US"/>
+        </w:rPr>
+        <w:t>4. Fade-in animation au scroll (Intersection Observer)</w:t>
+      </w:r>
+    </w:p>
+    <w:p>
+      <w:r>
+        <w:t>5. Switch bilingue FR/EN (JS pur, sans rechargement de page)</w:t>
+      </w:r>
+    </w:p>
+    <w:p>
+      <w:r>
+        <w:t>6. Compteurs animés au scroll (+30 ans, etc.)</w:t>
+      </w:r>
+    </w:p>
+    <w:p>
+      <w:r>
+        <w:t>7. Carrousel auto-défilant pour logos de marques</w:t>
+      </w:r>
+    </w:p>
+    <w:p/>
+    <w:p>
+      <w:r>
+        <w:t>## PAGE index.html (PRIORITÉ MAX)</w:t>
+      </w:r>
+    </w:p>
+    <w:p/>
+    <w:p>
+      <w:pPr>
+        <w:rPr>
+          <w:lang w:val="en-US"/>
+        </w:rPr>
+      </w:pPr>
+      <w:r>
+        <w:rPr>
+          <w:lang w:val="en-US"/>
+        </w:rPr>
+        <w:t>HERO :</w:t>
+      </w:r>
+    </w:p>
+    <w:p>
+      <w:pPr>
+        <w:rPr>
+          <w:lang w:val="en-US"/>
+        </w:rPr>
+      </w:pPr>
+      <w:r>
+        <w:rPr>
+          <w:lang w:val="en-US"/>
+        </w:rPr>
+        <w:t>- Background : assets/inspection-rovion.jpg avec overlay sombre rgba(0,0,0,0.6)</w:t>
+      </w:r>
+    </w:p>
+    <w:p>
+      <w:r>
+        <w:t>- H1 : "Réparation de caméras d'inspection de drain — Service partout au Québec"</w:t>
+      </w:r>
+    </w:p>
+    <w:p>
+      <w:r>
+        <w:t>- Sous-titre animé JS rotation entre 3 phrases :</w:t>
+      </w:r>
+    </w:p>
+    <w:p>
+      <w:r>
+        <w:t xml:space="preserve">  "Réparation de caméras d'inspection de drain"</w:t>
+      </w:r>
+    </w:p>
+    <w:p>
+      <w:r>
+        <w:t xml:space="preserve">  "Réparation de caméras robotisées"</w:t>
+      </w:r>
+    </w:p>
+    <w:p>
+      <w:r>
+        <w:t xml:space="preserve">  "Réparation d'équipements de radiodétection"</w:t>
+      </w:r>
+    </w:p>
+    <w:p>
+      <w:r>
+        <w:t>- Bouton rouge : "</w:t>
+      </w:r>
+      <w:r>
+        <w:rPr>
+          <w:rFonts w:ascii="Segoe UI Emoji" w:hAnsi="Segoe UI Emoji" w:cs="Segoe UI Emoji"/>
+        </w:rPr>
+        <w:t>📞</w:t>
+      </w:r>
+      <w:r>
+        <w:t xml:space="preserve"> Appeler maintenant : 450-581-7009"</w:t>
+      </w:r>
+    </w:p>
+    <w:p>
+      <w:r>
+        <w:t>- Bouton secondaire : "Demander un devis →"</w:t>
+      </w:r>
+    </w:p>
+    <w:p/>
+    <w:p>
+      <w:r>
+        <w:t>SECTION PROBLÈMES :</w:t>
+      </w:r>
+    </w:p>
+    <w:p>
+      <w:r>
+        <w:t>Titre : "Votre équipement a un problème ?"</w:t>
+      </w:r>
+    </w:p>
+    <w:p>
+      <w:r>
+        <w:t>5 cartes avec icônes SVG :</w:t>
+      </w:r>
+    </w:p>
+    <w:p>
+      <w:r>
+        <w:t>1. Caméra ne fonctionne plus</w:t>
+      </w:r>
+    </w:p>
+    <w:p>
+      <w:r>
+        <w:t>2. Câble brisé ou endommagé</w:t>
+      </w:r>
+    </w:p>
+    <w:p>
+      <w:r>
+        <w:t>3. Image instable ou absente</w:t>
+      </w:r>
+    </w:p>
+    <w:p>
+      <w:r>
+        <w:t>4. Localisateur défectueux</w:t>
+      </w:r>
+    </w:p>
+    <w:p>
+      <w:r>
+        <w:t>5. Robot d'inspection défaillant</w:t>
+      </w:r>
+    </w:p>
+    <w:p/>
+    <w:p>
+      <w:r>
+        <w:t>SECTION SERVICES :</w:t>
+      </w:r>
+    </w:p>
+    <w:p>
+      <w:r>
+        <w:t>3 cartes : Diagnostic / Réparation / Entretien préventif</w:t>
+      </w:r>
+    </w:p>
+    <w:p>
+      <w:r>
+        <w:t>Badge délais : Standard 10-15 jours / Urgence 24-48h</w:t>
+      </w:r>
+    </w:p>
+    <w:p/>
+    <w:p>
+      <w:r>
+        <w:t>SECTION PROCÉDURE (timeline horizontale) :</w:t>
+      </w:r>
+    </w:p>
+    <w:p>
+      <w:r>
+        <w:t>6 étapes : Appel → Validation → Envoi → Diagnostic → Réparation → Retour</w:t>
+      </w:r>
+    </w:p>
+    <w:p/>
+    <w:p>
+      <w:r>
+        <w:t>SECTION AVANTAGES :</w:t>
+      </w:r>
+    </w:p>
+    <w:p>
+      <w:r>
+        <w:t>4 blocs :</w:t>
+      </w:r>
+    </w:p>
+    <w:p>
+      <w:r>
+        <w:t>1. +30 ans d'expertise</w:t>
+      </w:r>
+    </w:p>
+    <w:p>
+      <w:r>
+        <w:t>2. Économie garantie (3 à 5x moins cher que remplacer)</w:t>
+      </w:r>
+    </w:p>
+    <w:p>
+      <w:r>
+        <w:t>3. Service rapide (10-15 jours, urgence 24-48h)</w:t>
+      </w:r>
+    </w:p>
+    <w:p>
+      <w:r>
+        <w:t>4. Tout le Québec</w:t>
+      </w:r>
+    </w:p>
+    <w:p/>
+    <w:p>
+      <w:r>
+        <w:t>SECTION MARQUES (carrousel auto) :</w:t>
+      </w:r>
+    </w:p>
+    <w:p>
+      <w:r>
+        <w:t>6 logos petits format + texte "Nous réparons toutes les grandes marques"</w:t>
+      </w:r>
+    </w:p>
+    <w:p>
+      <w:r>
+        <w:t xml:space="preserve">Marques sans logo en texte : </w:t>
+      </w:r>
+      <w:proofErr w:type="spellStart"/>
+      <w:r>
+        <w:t>Pearpoint</w:t>
+      </w:r>
+      <w:proofErr w:type="spellEnd"/>
+      <w:r>
+        <w:t xml:space="preserve">, ARIES Industries, </w:t>
+      </w:r>
+      <w:proofErr w:type="spellStart"/>
+      <w:r>
+        <w:t>Envirosight</w:t>
+      </w:r>
+      <w:proofErr w:type="spellEnd"/>
+    </w:p>
+    <w:p/>
+    <w:p>
+      <w:r>
+        <w:t>SECTION TÉMOIGNAGES :</w:t>
+      </w:r>
+    </w:p>
+    <w:p>
+      <w:r>
         <w:lastRenderedPageBreak/>
-        <w:t>- Couleur secondaire : #1E293B</w:t>
-      </w:r>
-    </w:p>
-    <w:p>
-      <w:r>
-        <w:t>- CTA urgent : #F59E0B</w:t>
-      </w:r>
-    </w:p>
-    <w:p>
-      <w:r>
-        <w:t>- CTA téléphone : #DC2626</w:t>
-      </w:r>
-    </w:p>
-    <w:p>
-      <w:r>
-        <w:t>- Police : Inter via Google Fonts</w:t>
-      </w:r>
-    </w:p>
-    <w:p>
-      <w:r>
-        <w:t>- Style : industriel, professionnel, haut de gamme</w:t>
-      </w:r>
-    </w:p>
-    <w:p>
-      <w:r>
-        <w:t xml:space="preserve">- Header : logo centré + menu </w:t>
-      </w:r>
-      <w:proofErr w:type="spellStart"/>
-      <w:r>
-        <w:t>sticky</w:t>
-      </w:r>
-      <w:proofErr w:type="spellEnd"/>
-      <w:r>
-        <w:t xml:space="preserve"> en dessous</w:t>
-      </w:r>
-    </w:p>
-    <w:p>
-      <w:r>
-        <w:t>- 100% responsive mobile avec menu hamburger</w:t>
-      </w:r>
-    </w:p>
-    <w:p/>
-    <w:p>
-      <w:r>
-        <w:t>## FONCTIONNALITÉS GLOBALES (main.js)</w:t>
-      </w:r>
-    </w:p>
-    <w:p>
-      <w:r>
-        <w:t>1. Bouton téléphone flottant toujours visible sur mobile → tel:4505817009</w:t>
-      </w:r>
-    </w:p>
+        <w:t xml:space="preserve">3 cartes </w:t>
+      </w:r>
+      <w:proofErr w:type="gramStart"/>
+      <w:r>
+        <w:t>&lt;!--</w:t>
+      </w:r>
+      <w:proofErr w:type="gramEnd"/>
+      <w:r>
+        <w:t xml:space="preserve"> REMPLACER PAR VRAIS TÉMOIGNAGES --&gt; :</w:t>
+      </w:r>
+    </w:p>
+    <w:p>
+      <w:r>
+        <w:t>1. "Service rapide et professionnel. Notre caméra RIDGID était réparée en 48h." — Martin Tremblay, Plombier, Montréal</w:t>
+      </w:r>
+    </w:p>
+    <w:p>
+      <w:r>
+        <w:t xml:space="preserve">2. "Nous envoyons tous nos équipements municipaux chez Access </w:t>
+      </w:r>
+      <w:proofErr w:type="spellStart"/>
+      <w:r>
+        <w:t>Spec</w:t>
+      </w:r>
+      <w:proofErr w:type="spellEnd"/>
+      <w:r>
+        <w:t xml:space="preserve"> depuis 10 ans." — Sylvie Bouchard, Ingénieure municipale, Québec</w:t>
+      </w:r>
+    </w:p>
+    <w:p>
+      <w:r>
+        <w:t>3. "Excellent diagnostic, prix honnête. Je recommande sans hésiter." — Jean-François Lapointe, Entrepreneur, Sherbrooke</w:t>
+      </w:r>
+    </w:p>
+    <w:p/>
+    <w:p>
+      <w:r>
+        <w:t>SECTION CERTIFICATIONS :</w:t>
+      </w:r>
+    </w:p>
+    <w:p>
+      <w:r>
+        <w:t>4 badges :</w:t>
+      </w:r>
+    </w:p>
+    <w:p>
+      <w:r>
+        <w:rPr>
+          <w:rFonts w:ascii="Segoe UI Emoji" w:hAnsi="Segoe UI Emoji" w:cs="Segoe UI Emoji"/>
+        </w:rPr>
+        <w:t>✅</w:t>
+      </w:r>
+      <w:r>
+        <w:t xml:space="preserve"> Réparateur accrédité Hathorn</w:t>
+      </w:r>
+    </w:p>
+    <w:p>
+      <w:r>
+        <w:rPr>
+          <w:rFonts w:ascii="Segoe UI Emoji" w:hAnsi="Segoe UI Emoji" w:cs="Segoe UI Emoji"/>
+        </w:rPr>
+        <w:t>✅</w:t>
+      </w:r>
+      <w:r>
+        <w:t xml:space="preserve"> Certification </w:t>
+      </w:r>
+      <w:proofErr w:type="spellStart"/>
+      <w:r>
+        <w:t>Envirosight</w:t>
+      </w:r>
+      <w:proofErr w:type="spellEnd"/>
+      <w:r>
+        <w:t xml:space="preserve"> (ROVVER X)</w:t>
+      </w:r>
+    </w:p>
+    <w:p>
+      <w:r>
+        <w:rPr>
+          <w:rFonts w:ascii="Segoe UI Emoji" w:hAnsi="Segoe UI Emoji" w:cs="Segoe UI Emoji"/>
+        </w:rPr>
+        <w:t>✅</w:t>
+      </w:r>
+      <w:r>
+        <w:t xml:space="preserve"> Certification ARIES Industries (PE2XXX, PE3XXX)</w:t>
+      </w:r>
+    </w:p>
+    <w:p>
+      <w:r>
+        <w:rPr>
+          <w:rFonts w:ascii="Segoe UI Emoji" w:hAnsi="Segoe UI Emoji" w:cs="Segoe UI Emoji"/>
+        </w:rPr>
+        <w:t>✅</w:t>
+      </w:r>
+      <w:r>
+        <w:t xml:space="preserve"> Centre de réparation agréé JD Brule</w:t>
+      </w:r>
+    </w:p>
+    <w:p/>
+    <w:p>
+      <w:r>
+        <w:t xml:space="preserve">SECTION GALERIE (grille + </w:t>
+      </w:r>
+      <w:proofErr w:type="spellStart"/>
+      <w:r>
+        <w:t>lightbox</w:t>
+      </w:r>
+      <w:proofErr w:type="spellEnd"/>
+      <w:r>
+        <w:t xml:space="preserve"> JS maison) :</w:t>
+      </w:r>
+    </w:p>
+    <w:p>
+      <w:r>
+        <w:t xml:space="preserve">atelier.jpg, atelier2.jpg, camera-robot-repare.jpeg, camera-robot-repare2.jpeg, localisateur-repare.jpeg, </w:t>
+      </w:r>
+      <w:proofErr w:type="spellStart"/>
+      <w:r>
+        <w:t>facade</w:t>
+      </w:r>
+      <w:proofErr w:type="spellEnd"/>
+      <w:r>
+        <w:t xml:space="preserve">-camera </w:t>
+      </w:r>
+      <w:proofErr w:type="spellStart"/>
+      <w:proofErr w:type="gramStart"/>
+      <w:r>
+        <w:t>neufx.webp</w:t>
+      </w:r>
+      <w:proofErr w:type="spellEnd"/>
+      <w:proofErr w:type="gramEnd"/>
+    </w:p>
+    <w:p/>
+    <w:p>
+      <w:r>
+        <w:t>CTA FINAL :</w:t>
+      </w:r>
+    </w:p>
+    <w:p>
+      <w:r>
+        <w:t>Fond #0F766E</w:t>
+      </w:r>
+    </w:p>
+    <w:p>
+      <w:r>
+        <w:t>"Prêt à faire réparer votre équipement ?"</w:t>
+      </w:r>
+    </w:p>
+    <w:p>
+      <w:r>
+        <w:t>Bouton 1 : "</w:t>
+      </w:r>
+      <w:r>
+        <w:rPr>
+          <w:rFonts w:ascii="Segoe UI Emoji" w:hAnsi="Segoe UI Emoji" w:cs="Segoe UI Emoji"/>
+        </w:rPr>
+        <w:t>📞</w:t>
+      </w:r>
+      <w:r>
+        <w:t xml:space="preserve"> 450-581-7009"</w:t>
+      </w:r>
+    </w:p>
+    <w:p>
+      <w:r>
+        <w:t>Bouton 2 : "Envoyer une demande →" vers contact.html</w:t>
+      </w:r>
+    </w:p>
+    <w:p/>
+    <w:p>
+      <w:r>
+        <w:t>## PAGE services.html</w:t>
+      </w:r>
+    </w:p>
+    <w:p>
+      <w:r>
+        <w:t>Détail complet : Caméras inspection, Caméras robotisées, Localisateurs radiodétection, Câbles/poussoirs, Moniteurs, Enrouleurs, Électronique connexe</w:t>
+      </w:r>
+    </w:p>
+    <w:p>
+      <w:r>
+        <w:t>Clientèle : Plombiers, Entrepreneurs, Municipalités, Entreprises d'inspection</w:t>
+      </w:r>
+    </w:p>
+    <w:p/>
+    <w:p>
+      <w:r>
+        <w:lastRenderedPageBreak/>
+        <w:t>## PAGE marques.html</w:t>
+      </w:r>
+    </w:p>
+    <w:p>
+      <w:r>
+        <w:t>Grille grands logos 250x350</w:t>
+      </w:r>
+    </w:p>
+    <w:p>
+      <w:r>
+        <w:t>Titre SEO : "Marques de caméras d'inspection que nous réparons au Québec"</w:t>
+      </w:r>
+    </w:p>
+    <w:p>
+      <w:r>
+        <w:t xml:space="preserve">Cartes texte pour : </w:t>
+      </w:r>
+      <w:proofErr w:type="spellStart"/>
+      <w:r>
+        <w:t>Pearpoint</w:t>
+      </w:r>
+      <w:proofErr w:type="spellEnd"/>
+      <w:r>
+        <w:t xml:space="preserve">, ARIES Industries, </w:t>
+      </w:r>
+      <w:proofErr w:type="spellStart"/>
+      <w:r>
+        <w:t>Envirosight</w:t>
+      </w:r>
+      <w:proofErr w:type="spellEnd"/>
+    </w:p>
+    <w:p/>
+    <w:p>
+      <w:r>
+        <w:t>## PAGE procedure.html</w:t>
+      </w:r>
+    </w:p>
+    <w:p>
+      <w:r>
+        <w:t>6 étapes détaillées</w:t>
+      </w:r>
+    </w:p>
+    <w:p>
+      <w:r>
+        <w:t>Section conseils emballage</w:t>
+      </w:r>
+    </w:p>
+    <w:p>
+      <w:r>
+        <w:t>Section location de caméras disponible</w:t>
+      </w:r>
+    </w:p>
+    <w:p/>
+    <w:p>
+      <w:r>
+        <w:t>## PAGE faq.html</w:t>
+      </w:r>
+    </w:p>
+    <w:p>
+      <w:r>
+        <w:t>14 questions/réponses couvrant :</w:t>
+      </w:r>
+    </w:p>
+    <w:p>
+      <w:proofErr w:type="gramStart"/>
+      <w:r>
+        <w:t>délais</w:t>
+      </w:r>
+      <w:proofErr w:type="gramEnd"/>
+      <w:r>
+        <w:t>, envoi, marques supportées, coût, garantie, location, territoire, devis, câbles, appareil irréparable, Purolator, durée garantie, pièces en stock, visite en personne</w:t>
+      </w:r>
+    </w:p>
+    <w:p/>
+    <w:p>
+      <w:r>
+        <w:t>## PAGE contact.html</w:t>
+      </w:r>
+    </w:p>
+    <w:p>
+      <w:r>
+        <w:t>Formulaire mailto: structuré avec champs :</w:t>
+      </w:r>
+    </w:p>
+    <w:p>
+      <w:r>
+        <w:t xml:space="preserve">- Prénom/Nom, Entreprise, Téléphone, </w:t>
+      </w:r>
+      <w:proofErr w:type="gramStart"/>
+      <w:r>
+        <w:t>Email</w:t>
+      </w:r>
+      <w:proofErr w:type="gramEnd"/>
+    </w:p>
+    <w:p>
+      <w:r>
+        <w:t>- Type appareil (select) : Caméra inspection | Caméra robotisée | Localisateur | Câble/Poussoir | Moniteur | Enrouleur | Autre</w:t>
+      </w:r>
+    </w:p>
+    <w:p>
+      <w:r>
+        <w:t>- Marque (select) : Hathorn | Gen-Eye | RIDGID/</w:t>
+      </w:r>
+      <w:proofErr w:type="spellStart"/>
+      <w:r>
+        <w:t>SeeSnake</w:t>
+      </w:r>
+      <w:proofErr w:type="spellEnd"/>
+      <w:r>
+        <w:t xml:space="preserve"> | Milwaukee | </w:t>
+      </w:r>
+      <w:proofErr w:type="spellStart"/>
+      <w:r>
+        <w:t>Pearpoint</w:t>
+      </w:r>
+      <w:proofErr w:type="spellEnd"/>
+      <w:r>
+        <w:t xml:space="preserve"> | General Pipe Cleaners | </w:t>
+      </w:r>
+      <w:proofErr w:type="spellStart"/>
+      <w:r>
+        <w:t>Rathtech</w:t>
+      </w:r>
+      <w:proofErr w:type="spellEnd"/>
+      <w:r>
+        <w:t xml:space="preserve"> | ARIES | </w:t>
+      </w:r>
+      <w:proofErr w:type="spellStart"/>
+      <w:r>
+        <w:t>Envirosight</w:t>
+      </w:r>
+      <w:proofErr w:type="spellEnd"/>
+      <w:r>
+        <w:t xml:space="preserve"> | Autre</w:t>
+      </w:r>
+    </w:p>
+    <w:p>
+      <w:r>
+        <w:t>- Description problème (</w:t>
+      </w:r>
+      <w:proofErr w:type="spellStart"/>
+      <w:r>
+        <w:t>textarea</w:t>
+      </w:r>
+      <w:proofErr w:type="spellEnd"/>
+      <w:r>
+        <w:t>)</w:t>
+      </w:r>
+    </w:p>
+    <w:p>
+      <w:r>
+        <w:t>Bouton construit mailto: vers info@accessspec.com</w:t>
+      </w:r>
+    </w:p>
+    <w:p>
+      <w:r>
+        <w:t>Objet auto : "Demande de réparation — [Type] [Marque]"</w:t>
+      </w:r>
+    </w:p>
+    <w:p>
+      <w:r>
+        <w:t>Message visible : "</w:t>
+      </w:r>
+      <w:r>
+        <w:rPr>
+          <w:rFonts w:ascii="Segoe UI Emoji" w:hAnsi="Segoe UI Emoji" w:cs="Segoe UI Emoji"/>
+        </w:rPr>
+        <w:t>📎</w:t>
+      </w:r>
+      <w:r>
+        <w:t xml:space="preserve"> Après l'envoi, joignez vos photos en réponse au courriel."</w:t>
+      </w:r>
+    </w:p>
+    <w:p/>
+    <w:p>
+      <w:r>
+        <w:t xml:space="preserve">Google </w:t>
+      </w:r>
+      <w:proofErr w:type="spellStart"/>
+      <w:r>
+        <w:t>Maps</w:t>
+      </w:r>
+      <w:proofErr w:type="spellEnd"/>
+      <w:r>
+        <w:t xml:space="preserve"> </w:t>
+      </w:r>
+      <w:proofErr w:type="spellStart"/>
+      <w:r>
+        <w:t>embed</w:t>
+      </w:r>
+      <w:proofErr w:type="spellEnd"/>
+      <w:r>
+        <w:t xml:space="preserve"> </w:t>
+      </w:r>
+      <w:proofErr w:type="spellStart"/>
+      <w:r>
+        <w:t>iframe</w:t>
+      </w:r>
+      <w:proofErr w:type="spellEnd"/>
+      <w:r>
+        <w:t xml:space="preserve"> centré sur région Repentigny/Rive-Nord</w:t>
+      </w:r>
+    </w:p>
+    <w:p/>
     <w:p>
       <w:pPr>
         <w:rPr>
@@ -561,7 +1269,7 @@
         <w:rPr>
           <w:lang w:val="en-US"/>
         </w:rPr>
-        <w:t>2. Menu hamburger responsive</w:t>
+        <w:t>## SEO</w:t>
       </w:r>
     </w:p>
     <w:p>
@@ -574,671 +1282,12 @@
         <w:rPr>
           <w:lang w:val="en-US"/>
         </w:rPr>
-        <w:t>3. Smooth scroll</w:t>
-      </w:r>
-    </w:p>
-    <w:p>
-      <w:pPr>
-        <w:rPr>
-          <w:lang w:val="en-US"/>
-        </w:rPr>
-      </w:pPr>
-      <w:r>
-        <w:rPr>
-          <w:lang w:val="en-US"/>
-        </w:rPr>
-        <w:t>4. Fade-in animation au scroll (Intersection Observer)</w:t>
-      </w:r>
-    </w:p>
-    <w:p>
-      <w:r>
-        <w:t>5. Switch bilingue FR/EN (JS pur, sans rechargement de page)</w:t>
-      </w:r>
-    </w:p>
-    <w:p>
-      <w:r>
-        <w:t>6. Compteurs animés au scroll (+30 ans, etc.)</w:t>
-      </w:r>
-    </w:p>
-    <w:p>
-      <w:r>
-        <w:t>7. Carrousel auto-défilant pour logos de marques</w:t>
-      </w:r>
-    </w:p>
-    <w:p/>
-    <w:p>
-      <w:r>
-        <w:t>## PAGE index.html (PRIORITÉ MAX)</w:t>
-      </w:r>
-    </w:p>
-    <w:p/>
-    <w:p>
-      <w:pPr>
-        <w:rPr>
-          <w:lang w:val="en-US"/>
-        </w:rPr>
-      </w:pPr>
-      <w:r>
-        <w:rPr>
-          <w:lang w:val="en-US"/>
-        </w:rPr>
-        <w:t>HERO :</w:t>
-      </w:r>
-    </w:p>
-    <w:p>
-      <w:pPr>
-        <w:rPr>
-          <w:lang w:val="en-US"/>
-        </w:rPr>
-      </w:pPr>
-      <w:r>
-        <w:rPr>
-          <w:lang w:val="en-US"/>
-        </w:rPr>
-        <w:t>- Background : assets/inspection-rovion.jpg avec overlay sombre rgba(0,0,0,0.6)</w:t>
-      </w:r>
-    </w:p>
-    <w:p>
-      <w:r>
-        <w:t>- H1 : "Réparation de caméras d'inspection de drain — Service partout au Québec"</w:t>
-      </w:r>
-    </w:p>
-    <w:p>
-      <w:r>
-        <w:t>- Sous-titre animé JS rotation entre 3 phrases :</w:t>
-      </w:r>
-    </w:p>
-    <w:p>
-      <w:r>
-        <w:t xml:space="preserve">  "Réparation de caméras d'inspection de drain"</w:t>
-      </w:r>
-    </w:p>
-    <w:p>
-      <w:r>
-        <w:t xml:space="preserve">  "Réparation de caméras robotisées"</w:t>
-      </w:r>
-    </w:p>
-    <w:p>
-      <w:r>
-        <w:t xml:space="preserve">  "Réparation d'équipements de radiodétection"</w:t>
-      </w:r>
-    </w:p>
-    <w:p>
-      <w:r>
-        <w:t>- Bouton rouge : "</w:t>
-      </w:r>
-      <w:r>
-        <w:rPr>
-          <w:rFonts w:ascii="Segoe UI Emoji" w:hAnsi="Segoe UI Emoji" w:cs="Segoe UI Emoji"/>
-        </w:rPr>
-        <w:t>📞</w:t>
-      </w:r>
-      <w:r>
-        <w:t xml:space="preserve"> Appeler maintenant : 450-581-7009"</w:t>
-      </w:r>
-    </w:p>
-    <w:p>
-      <w:r>
-        <w:t>- Bouton secondaire : "Demander un devis →"</w:t>
-      </w:r>
-    </w:p>
-    <w:p/>
-    <w:p>
-      <w:r>
         <w:lastRenderedPageBreak/>
-        <w:t>SECTION PROBLÈMES :</w:t>
-      </w:r>
-    </w:p>
-    <w:p>
-      <w:r>
-        <w:t>Titre : "Votre équipement a un problème ?"</w:t>
-      </w:r>
-    </w:p>
-    <w:p>
-      <w:r>
-        <w:t>5 cartes avec icônes SVG :</w:t>
-      </w:r>
-    </w:p>
-    <w:p>
-      <w:r>
-        <w:t>1. Caméra ne fonctionne plus</w:t>
-      </w:r>
-    </w:p>
-    <w:p>
-      <w:r>
-        <w:t>2. Câble brisé ou endommagé</w:t>
-      </w:r>
-    </w:p>
-    <w:p>
-      <w:r>
-        <w:t>3. Image instable ou absente</w:t>
-      </w:r>
-    </w:p>
-    <w:p>
-      <w:r>
-        <w:t>4. Localisateur défectueux</w:t>
-      </w:r>
-    </w:p>
-    <w:p>
-      <w:r>
-        <w:t>5. Robot d'inspection défaillant</w:t>
-      </w:r>
-    </w:p>
-    <w:p/>
-    <w:p>
-      <w:r>
-        <w:t>SECTION SERVICES :</w:t>
-      </w:r>
-    </w:p>
-    <w:p>
-      <w:r>
-        <w:t>3 cartes : Diagnostic / Réparation / Entretien préventif</w:t>
-      </w:r>
-    </w:p>
-    <w:p>
-      <w:r>
-        <w:t>Badge délais : Standard 10-15 jours / Urgence 24-48h</w:t>
-      </w:r>
-    </w:p>
-    <w:p/>
-    <w:p>
-      <w:r>
-        <w:t>SECTION PROCÉDURE (timeline horizontale) :</w:t>
-      </w:r>
-    </w:p>
-    <w:p>
-      <w:r>
-        <w:t>6 étapes : Appel → Validation → Envoi → Diagnostic → Réparation → Retour</w:t>
-      </w:r>
-    </w:p>
-    <w:p/>
-    <w:p>
-      <w:r>
-        <w:t>SECTION AVANTAGES :</w:t>
-      </w:r>
-    </w:p>
-    <w:p>
-      <w:r>
-        <w:t>4 blocs :</w:t>
-      </w:r>
-    </w:p>
-    <w:p>
-      <w:r>
-        <w:t>1. +30 ans d'expertise</w:t>
-      </w:r>
-    </w:p>
-    <w:p>
-      <w:r>
-        <w:t>2. Économie garantie (3 à 5x moins cher que remplacer)</w:t>
-      </w:r>
-    </w:p>
-    <w:p>
-      <w:r>
-        <w:t>3. Service rapide (10-15 jours, urgence 24-48h)</w:t>
-      </w:r>
-    </w:p>
-    <w:p>
-      <w:r>
-        <w:t>4. Tout le Québec</w:t>
-      </w:r>
-    </w:p>
-    <w:p/>
-    <w:p>
-      <w:r>
-        <w:t>SECTION MARQUES (carrousel auto) :</w:t>
-      </w:r>
-    </w:p>
-    <w:p>
-      <w:r>
-        <w:t>6 logos petits format + texte "Nous réparons toutes les grandes marques"</w:t>
-      </w:r>
-    </w:p>
-    <w:p>
-      <w:r>
-        <w:t xml:space="preserve">Marques sans logo en texte : </w:t>
-      </w:r>
-      <w:proofErr w:type="spellStart"/>
-      <w:r>
-        <w:t>Pearpoint</w:t>
-      </w:r>
-      <w:proofErr w:type="spellEnd"/>
-      <w:r>
-        <w:t xml:space="preserve">, ARIES Industries, </w:t>
-      </w:r>
-      <w:proofErr w:type="spellStart"/>
-      <w:r>
-        <w:t>Envirosight</w:t>
-      </w:r>
-      <w:proofErr w:type="spellEnd"/>
-    </w:p>
-    <w:p/>
-    <w:p>
-      <w:r>
-        <w:t>SECTION TÉMOIGNAGES :</w:t>
-      </w:r>
-    </w:p>
-    <w:p>
-      <w:r>
-        <w:t xml:space="preserve">3 cartes </w:t>
-      </w:r>
-      <w:proofErr w:type="gramStart"/>
-      <w:r>
-        <w:t>&lt;!--</w:t>
-      </w:r>
-      <w:proofErr w:type="gramEnd"/>
-      <w:r>
-        <w:t xml:space="preserve"> REMPLACER PAR VRAIS TÉMOIGNAGES --&gt; :</w:t>
-      </w:r>
-    </w:p>
-    <w:p>
-      <w:r>
-        <w:lastRenderedPageBreak/>
-        <w:t>1. "Service rapide et professionnel. Notre caméra RIDGID était réparée en 48h." — Martin Tremblay, Plombier, Montréal</w:t>
-      </w:r>
-    </w:p>
-    <w:p>
-      <w:r>
-        <w:t xml:space="preserve">2. "Nous envoyons tous nos équipements municipaux chez Access </w:t>
-      </w:r>
-      <w:proofErr w:type="spellStart"/>
-      <w:r>
-        <w:t>Spec</w:t>
-      </w:r>
-      <w:proofErr w:type="spellEnd"/>
-      <w:r>
-        <w:t xml:space="preserve"> depuis 10 ans." — Sylvie Bouchard, Ingénieure municipale, Québec</w:t>
-      </w:r>
-    </w:p>
-    <w:p>
-      <w:r>
-        <w:t>3. "Excellent diagnostic, prix honnête. Je recommande sans hésiter." — Jean-François Lapointe, Entrepreneur, Sherbrooke</w:t>
-      </w:r>
-    </w:p>
-    <w:p/>
-    <w:p>
-      <w:r>
-        <w:t>SECTION CERTIFICATIONS :</w:t>
-      </w:r>
-    </w:p>
-    <w:p>
-      <w:r>
-        <w:t>4 badges :</w:t>
-      </w:r>
-    </w:p>
-    <w:p>
-      <w:r>
-        <w:rPr>
-          <w:rFonts w:ascii="Segoe UI Emoji" w:hAnsi="Segoe UI Emoji" w:cs="Segoe UI Emoji"/>
-        </w:rPr>
-        <w:t>✅</w:t>
-      </w:r>
-      <w:r>
-        <w:t xml:space="preserve"> Réparateur accrédité Hathorn</w:t>
-      </w:r>
-    </w:p>
-    <w:p>
-      <w:r>
-        <w:rPr>
-          <w:rFonts w:ascii="Segoe UI Emoji" w:hAnsi="Segoe UI Emoji" w:cs="Segoe UI Emoji"/>
-        </w:rPr>
-        <w:t>✅</w:t>
-      </w:r>
-      <w:r>
-        <w:t xml:space="preserve"> Certification </w:t>
-      </w:r>
-      <w:proofErr w:type="spellStart"/>
-      <w:r>
-        <w:t>Envirosight</w:t>
-      </w:r>
-      <w:proofErr w:type="spellEnd"/>
-      <w:r>
-        <w:t xml:space="preserve"> (ROVVER X)</w:t>
-      </w:r>
-    </w:p>
-    <w:p>
-      <w:r>
-        <w:rPr>
-          <w:rFonts w:ascii="Segoe UI Emoji" w:hAnsi="Segoe UI Emoji" w:cs="Segoe UI Emoji"/>
-        </w:rPr>
-        <w:t>✅</w:t>
-      </w:r>
-      <w:r>
-        <w:t xml:space="preserve"> Certification ARIES Industries (PE2XXX, PE3XXX)</w:t>
-      </w:r>
-    </w:p>
-    <w:p>
-      <w:r>
-        <w:rPr>
-          <w:rFonts w:ascii="Segoe UI Emoji" w:hAnsi="Segoe UI Emoji" w:cs="Segoe UI Emoji"/>
-        </w:rPr>
-        <w:t>✅</w:t>
-      </w:r>
-      <w:r>
-        <w:t xml:space="preserve"> Centre de réparation agréé JD Brule</w:t>
-      </w:r>
-    </w:p>
-    <w:p/>
-    <w:p>
-      <w:r>
-        <w:t xml:space="preserve">SECTION GALERIE (grille + </w:t>
-      </w:r>
-      <w:proofErr w:type="spellStart"/>
-      <w:r>
-        <w:t>lightbox</w:t>
-      </w:r>
-      <w:proofErr w:type="spellEnd"/>
-      <w:r>
-        <w:t xml:space="preserve"> JS maison) :</w:t>
-      </w:r>
-    </w:p>
-    <w:p>
-      <w:r>
-        <w:t xml:space="preserve">atelier.jpg, atelier2.jpg, camera-robot-repare.jpeg, camera-robot-repare2.jpeg, localisateur-repare.jpeg, </w:t>
-      </w:r>
-      <w:proofErr w:type="spellStart"/>
-      <w:r>
-        <w:t>facade</w:t>
-      </w:r>
-      <w:proofErr w:type="spellEnd"/>
-      <w:r>
-        <w:t xml:space="preserve">-camera </w:t>
-      </w:r>
-      <w:proofErr w:type="spellStart"/>
-      <w:proofErr w:type="gramStart"/>
-      <w:r>
-        <w:t>neufx.webp</w:t>
-      </w:r>
-      <w:proofErr w:type="spellEnd"/>
-      <w:proofErr w:type="gramEnd"/>
-    </w:p>
-    <w:p/>
-    <w:p>
-      <w:r>
-        <w:t>CTA FINAL :</w:t>
-      </w:r>
-    </w:p>
-    <w:p>
-      <w:r>
-        <w:t>Fond #0F766E</w:t>
-      </w:r>
-    </w:p>
-    <w:p>
-      <w:r>
-        <w:t>"Prêt à faire réparer votre équipement ?"</w:t>
-      </w:r>
-    </w:p>
-    <w:p>
-      <w:r>
-        <w:t>Bouton 1 : "</w:t>
-      </w:r>
-      <w:r>
-        <w:rPr>
-          <w:rFonts w:ascii="Segoe UI Emoji" w:hAnsi="Segoe UI Emoji" w:cs="Segoe UI Emoji"/>
-        </w:rPr>
-        <w:t>📞</w:t>
-      </w:r>
-      <w:r>
-        <w:t xml:space="preserve"> 450-581-7009"</w:t>
-      </w:r>
-    </w:p>
-    <w:p>
-      <w:r>
-        <w:t>Bouton 2 : "Envoyer une demande →" vers contact.html</w:t>
-      </w:r>
-    </w:p>
-    <w:p/>
-    <w:p>
-      <w:r>
-        <w:t>## PAGE services.html</w:t>
-      </w:r>
-    </w:p>
-    <w:p>
-      <w:r>
-        <w:t>Détail complet : Caméras inspection, Caméras robotisées, Localisateurs radiodétection, Câbles/poussoirs, Moniteurs, Enrouleurs, Électronique connexe</w:t>
-      </w:r>
-    </w:p>
-    <w:p>
-      <w:r>
-        <w:t>Clientèle : Plombiers, Entrepreneurs, Municipalités, Entreprises d'inspection</w:t>
-      </w:r>
-    </w:p>
-    <w:p/>
-    <w:p>
-      <w:r>
-        <w:t>## PAGE marques.html</w:t>
-      </w:r>
-    </w:p>
-    <w:p>
-      <w:r>
-        <w:lastRenderedPageBreak/>
-        <w:t>Grille grands logos 250x350</w:t>
-      </w:r>
-    </w:p>
-    <w:p>
-      <w:r>
-        <w:t>Titre SEO : "Marques de caméras d'inspection que nous réparons au Québec"</w:t>
-      </w:r>
-    </w:p>
-    <w:p>
-      <w:r>
-        <w:t xml:space="preserve">Cartes texte pour : </w:t>
-      </w:r>
-      <w:proofErr w:type="spellStart"/>
-      <w:r>
-        <w:t>Pearpoint</w:t>
-      </w:r>
-      <w:proofErr w:type="spellEnd"/>
-      <w:r>
-        <w:t xml:space="preserve">, ARIES Industries, </w:t>
-      </w:r>
-      <w:proofErr w:type="spellStart"/>
-      <w:r>
-        <w:t>Envirosight</w:t>
-      </w:r>
-      <w:proofErr w:type="spellEnd"/>
-    </w:p>
-    <w:p/>
-    <w:p>
-      <w:r>
-        <w:t>## PAGE procedure.html</w:t>
-      </w:r>
-    </w:p>
-    <w:p>
-      <w:r>
-        <w:t>6 étapes détaillées</w:t>
-      </w:r>
-    </w:p>
-    <w:p>
-      <w:r>
-        <w:t>Section conseils emballage</w:t>
-      </w:r>
-    </w:p>
-    <w:p>
-      <w:r>
-        <w:t>Section location de caméras disponible</w:t>
-      </w:r>
-    </w:p>
-    <w:p/>
-    <w:p>
-      <w:r>
-        <w:t>## PAGE faq.html</w:t>
-      </w:r>
-    </w:p>
-    <w:p>
-      <w:r>
-        <w:t>14 questions/réponses couvrant :</w:t>
-      </w:r>
-    </w:p>
-    <w:p>
-      <w:proofErr w:type="gramStart"/>
-      <w:r>
-        <w:t>délais</w:t>
-      </w:r>
-      <w:proofErr w:type="gramEnd"/>
-      <w:r>
-        <w:t>, envoi, marques supportées, coût, garantie, location, territoire, devis, câbles, appareil irréparable, Purolator, durée garantie, pièces en stock, visite en personne</w:t>
-      </w:r>
-    </w:p>
-    <w:p/>
-    <w:p>
-      <w:r>
-        <w:t>## PAGE contact.html</w:t>
-      </w:r>
-    </w:p>
-    <w:p>
-      <w:r>
-        <w:t>Formulaire mailto: structuré avec champs :</w:t>
-      </w:r>
-    </w:p>
-    <w:p>
-      <w:r>
-        <w:t xml:space="preserve">- Prénom/Nom, Entreprise, Téléphone, </w:t>
-      </w:r>
-      <w:proofErr w:type="gramStart"/>
-      <w:r>
-        <w:t>Email</w:t>
-      </w:r>
-      <w:proofErr w:type="gramEnd"/>
-    </w:p>
-    <w:p>
-      <w:r>
-        <w:t>- Type appareil (select) : Caméra inspection | Caméra robotisée | Localisateur | Câble/Poussoir | Moniteur | Enrouleur | Autre</w:t>
-      </w:r>
-    </w:p>
-    <w:p>
-      <w:r>
-        <w:t>- Marque (select) : Hathorn | Gen-Eye | RIDGID/</w:t>
-      </w:r>
-      <w:proofErr w:type="spellStart"/>
-      <w:r>
-        <w:t>SeeSnake</w:t>
-      </w:r>
-      <w:proofErr w:type="spellEnd"/>
-      <w:r>
-        <w:t xml:space="preserve"> | Milwaukee | </w:t>
-      </w:r>
-      <w:proofErr w:type="spellStart"/>
-      <w:r>
-        <w:t>Pearpoint</w:t>
-      </w:r>
-      <w:proofErr w:type="spellEnd"/>
-      <w:r>
-        <w:t xml:space="preserve"> | General Pipe Cleaners | </w:t>
-      </w:r>
-      <w:proofErr w:type="spellStart"/>
-      <w:r>
-        <w:t>Rathtech</w:t>
-      </w:r>
-      <w:proofErr w:type="spellEnd"/>
-      <w:r>
-        <w:t xml:space="preserve"> | ARIES | </w:t>
-      </w:r>
-      <w:proofErr w:type="spellStart"/>
-      <w:r>
-        <w:t>Envirosight</w:t>
-      </w:r>
-      <w:proofErr w:type="spellEnd"/>
-      <w:r>
-        <w:t xml:space="preserve"> | Autre</w:t>
-      </w:r>
-    </w:p>
-    <w:p>
-      <w:r>
-        <w:t>- Description problème (</w:t>
-      </w:r>
-      <w:proofErr w:type="spellStart"/>
-      <w:r>
-        <w:t>textarea</w:t>
-      </w:r>
-      <w:proofErr w:type="spellEnd"/>
-      <w:r>
-        <w:t>)</w:t>
-      </w:r>
-    </w:p>
-    <w:p>
-      <w:r>
-        <w:t>Bouton construit mailto: vers info@accessspec.com</w:t>
-      </w:r>
-    </w:p>
-    <w:p>
-      <w:r>
-        <w:t>Objet auto : "Demande de réparation — [Type] [Marque]"</w:t>
-      </w:r>
-    </w:p>
-    <w:p>
-      <w:r>
-        <w:t>Message visible : "</w:t>
-      </w:r>
-      <w:r>
-        <w:rPr>
-          <w:rFonts w:ascii="Segoe UI Emoji" w:hAnsi="Segoe UI Emoji" w:cs="Segoe UI Emoji"/>
-        </w:rPr>
-        <w:t>📎</w:t>
-      </w:r>
-      <w:r>
-        <w:t xml:space="preserve"> Après l'envoi, joignez vos photos en réponse au courriel."</w:t>
-      </w:r>
-    </w:p>
-    <w:p/>
-    <w:p>
-      <w:r>
-        <w:t xml:space="preserve">Google </w:t>
-      </w:r>
-      <w:proofErr w:type="spellStart"/>
-      <w:r>
-        <w:t>Maps</w:t>
-      </w:r>
-      <w:proofErr w:type="spellEnd"/>
-      <w:r>
-        <w:t xml:space="preserve"> </w:t>
-      </w:r>
-      <w:proofErr w:type="spellStart"/>
-      <w:r>
-        <w:t>embed</w:t>
-      </w:r>
-      <w:proofErr w:type="spellEnd"/>
-      <w:r>
-        <w:t xml:space="preserve"> </w:t>
-      </w:r>
-      <w:proofErr w:type="spellStart"/>
-      <w:r>
-        <w:t>iframe</w:t>
-      </w:r>
-      <w:proofErr w:type="spellEnd"/>
-      <w:r>
-        <w:t xml:space="preserve"> centré sur région Repentigny/Rive-Nord</w:t>
-      </w:r>
-    </w:p>
-    <w:p/>
-    <w:p>
-      <w:pPr>
-        <w:rPr>
-          <w:lang w:val="en-US"/>
-        </w:rPr>
-      </w:pPr>
-      <w:r>
-        <w:rPr>
-          <w:lang w:val="en-US"/>
-        </w:rPr>
-        <w:t>## SEO</w:t>
-      </w:r>
-    </w:p>
-    <w:p>
-      <w:pPr>
-        <w:rPr>
-          <w:lang w:val="en-US"/>
-        </w:rPr>
-      </w:pPr>
-      <w:r>
-        <w:rPr>
-          <w:lang w:val="en-US"/>
-        </w:rPr>
         <w:t>Schema.org LocalBusiness JSON-LD dans index.html</w:t>
       </w:r>
     </w:p>
     <w:p>
       <w:r>
-        <w:lastRenderedPageBreak/>
         <w:t>Villes : Montréal, Laval, Longueuil, Québec, Sherbrooke, Gatineau, Hull, Trois-Rivières, Saguenay, Drummondville, Saint-Jérôme, Repentigny, Terrebonne, Brossard, Saint-Jean-sur-Richelieu</w:t>
       </w:r>
     </w:p>
@@ -1960,7 +2009,6 @@
   <w:style w:type="character" w:default="1" w:styleId="Policepardfaut">
     <w:name w:val="Default Paragraph Font"/>
     <w:uiPriority w:val="1"/>
-    <w:semiHidden/>
     <w:unhideWhenUsed/>
   </w:style>
   <w:style w:type="table" w:default="1" w:styleId="TableauNormal">
